--- a/Document/1. Ideation Phase/Empathy Map Canvas.docx
+++ b/Document/1. Ideation Phase/Empathy Map Canvas.docx
@@ -87,19 +87,7 @@
           </w:tcPr>
           <w:p>
             <w:r>
-              <w:t>15</w:t>
-            </w:r>
-            <w:r>
-              <w:t xml:space="preserve"> </w:t>
-            </w:r>
-            <w:r>
-              <w:t>February</w:t>
-            </w:r>
-            <w:r>
-              <w:t xml:space="preserve"> 202</w:t>
-            </w:r>
-            <w:r>
-              <w:t>6</w:t>
+              <w:t>15 February 2026</w:t>
             </w:r>
           </w:p>
         </w:tc>
@@ -121,7 +109,10 @@
           </w:tcPr>
           <w:p>
             <w:r>
-              <w:t>LTVIP2026TMIDS60249</w:t>
+              <w:t>LTVIP2026TMIDS</w:t>
+            </w:r>
+            <w:r>
+              <w:t>83753</w:t>
             </w:r>
           </w:p>
         </w:tc>
